--- a/docs/PANDUAN-OPERASIONAL.docx
+++ b/docs/PANDUAN-OPERASIONAL.docx
@@ -57,14 +57,6 @@
       <w:r>
         <w:t xml:space="preserve"> </w:t>
       </w:r>
-      <w:hyperlink r:id="rId5" w:history="1">
-        <w:r>
-          <w:rPr>
-            <w:rStyle w:val="Hyperlink"/>
-          </w:rPr>
-          <w:t>https://dashboard-tiga-dara.vercel.app</w:t>
-        </w:r>
-      </w:hyperlink>
     </w:p>
     <w:p>
       <w:pPr>
@@ -440,12 +432,6 @@
         <w:gridCol w:w="3120"/>
       </w:tblGrid>
       <w:tr>
-        <w:tblPrEx>
-          <w:tblCellMar>
-            <w:top w:w="0" w:type="dxa"/>
-            <w:bottom w:w="0" w:type="dxa"/>
-          </w:tblCellMar>
-        </w:tblPrEx>
         <w:trPr>
           <w:tblHeader/>
         </w:trPr>
@@ -539,12 +525,6 @@
         </w:tc>
       </w:tr>
       <w:tr>
-        <w:tblPrEx>
-          <w:tblCellMar>
-            <w:top w:w="0" w:type="dxa"/>
-            <w:bottom w:w="0" w:type="dxa"/>
-          </w:tblCellMar>
-        </w:tblPrEx>
         <w:tc>
           <w:tcPr>
             <w:tcW w:w="3120" w:type="dxa"/>
@@ -624,12 +604,6 @@
         </w:tc>
       </w:tr>
       <w:tr>
-        <w:tblPrEx>
-          <w:tblCellMar>
-            <w:top w:w="0" w:type="dxa"/>
-            <w:bottom w:w="0" w:type="dxa"/>
-          </w:tblCellMar>
-        </w:tblPrEx>
         <w:tc>
           <w:tcPr>
             <w:tcW w:w="3120" w:type="dxa"/>
@@ -705,12 +679,6 @@
         </w:tc>
       </w:tr>
       <w:tr>
-        <w:tblPrEx>
-          <w:tblCellMar>
-            <w:top w:w="0" w:type="dxa"/>
-            <w:bottom w:w="0" w:type="dxa"/>
-          </w:tblCellMar>
-        </w:tblPrEx>
         <w:tc>
           <w:tcPr>
             <w:tcW w:w="3120" w:type="dxa"/>
@@ -786,12 +754,6 @@
         </w:tc>
       </w:tr>
       <w:tr>
-        <w:tblPrEx>
-          <w:tblCellMar>
-            <w:top w:w="0" w:type="dxa"/>
-            <w:bottom w:w="0" w:type="dxa"/>
-          </w:tblCellMar>
-        </w:tblPrEx>
         <w:tc>
           <w:tcPr>
             <w:tcW w:w="3120" w:type="dxa"/>
@@ -867,12 +829,6 @@
         </w:tc>
       </w:tr>
       <w:tr>
-        <w:tblPrEx>
-          <w:tblCellMar>
-            <w:top w:w="0" w:type="dxa"/>
-            <w:bottom w:w="0" w:type="dxa"/>
-          </w:tblCellMar>
-        </w:tblPrEx>
         <w:tc>
           <w:tcPr>
             <w:tcW w:w="3120" w:type="dxa"/>
@@ -1260,12 +1216,6 @@
         <w:gridCol w:w="4680"/>
       </w:tblGrid>
       <w:tr>
-        <w:tblPrEx>
-          <w:tblCellMar>
-            <w:top w:w="0" w:type="dxa"/>
-            <w:bottom w:w="0" w:type="dxa"/>
-          </w:tblCellMar>
-        </w:tblPrEx>
         <w:trPr>
           <w:tblHeader/>
         </w:trPr>
@@ -1329,12 +1279,6 @@
         </w:tc>
       </w:tr>
       <w:tr>
-        <w:tblPrEx>
-          <w:tblCellMar>
-            <w:top w:w="0" w:type="dxa"/>
-            <w:bottom w:w="0" w:type="dxa"/>
-          </w:tblCellMar>
-        </w:tblPrEx>
         <w:tc>
           <w:tcPr>
             <w:tcW w:w="4680" w:type="dxa"/>
@@ -1387,12 +1331,6 @@
         </w:tc>
       </w:tr>
       <w:tr>
-        <w:tblPrEx>
-          <w:tblCellMar>
-            <w:top w:w="0" w:type="dxa"/>
-            <w:bottom w:w="0" w:type="dxa"/>
-          </w:tblCellMar>
-        </w:tblPrEx>
         <w:tc>
           <w:tcPr>
             <w:tcW w:w="4680" w:type="dxa"/>
@@ -1445,12 +1383,6 @@
         </w:tc>
       </w:tr>
       <w:tr>
-        <w:tblPrEx>
-          <w:tblCellMar>
-            <w:top w:w="0" w:type="dxa"/>
-            <w:bottom w:w="0" w:type="dxa"/>
-          </w:tblCellMar>
-        </w:tblPrEx>
         <w:tc>
           <w:tcPr>
             <w:tcW w:w="4680" w:type="dxa"/>
@@ -1503,12 +1435,6 @@
         </w:tc>
       </w:tr>
       <w:tr>
-        <w:tblPrEx>
-          <w:tblCellMar>
-            <w:top w:w="0" w:type="dxa"/>
-            <w:bottom w:w="0" w:type="dxa"/>
-          </w:tblCellMar>
-        </w:tblPrEx>
         <w:tc>
           <w:tcPr>
             <w:tcW w:w="4680" w:type="dxa"/>
@@ -1575,12 +1501,6 @@
         </w:tc>
       </w:tr>
       <w:tr>
-        <w:tblPrEx>
-          <w:tblCellMar>
-            <w:top w:w="0" w:type="dxa"/>
-            <w:bottom w:w="0" w:type="dxa"/>
-          </w:tblCellMar>
-        </w:tblPrEx>
         <w:tc>
           <w:tcPr>
             <w:tcW w:w="4680" w:type="dxa"/>
@@ -1633,12 +1553,6 @@
         </w:tc>
       </w:tr>
       <w:tr>
-        <w:tblPrEx>
-          <w:tblCellMar>
-            <w:top w:w="0" w:type="dxa"/>
-            <w:bottom w:w="0" w:type="dxa"/>
-          </w:tblCellMar>
-        </w:tblPrEx>
         <w:tc>
           <w:tcPr>
             <w:tcW w:w="4680" w:type="dxa"/>
@@ -2123,12 +2037,6 @@
         <w:gridCol w:w="4680"/>
       </w:tblGrid>
       <w:tr>
-        <w:tblPrEx>
-          <w:tblCellMar>
-            <w:top w:w="0" w:type="dxa"/>
-            <w:bottom w:w="0" w:type="dxa"/>
-          </w:tblCellMar>
-        </w:tblPrEx>
         <w:trPr>
           <w:tblHeader/>
         </w:trPr>
@@ -2192,12 +2100,6 @@
         </w:tc>
       </w:tr>
       <w:tr>
-        <w:tblPrEx>
-          <w:tblCellMar>
-            <w:top w:w="0" w:type="dxa"/>
-            <w:bottom w:w="0" w:type="dxa"/>
-          </w:tblCellMar>
-        </w:tblPrEx>
         <w:tc>
           <w:tcPr>
             <w:tcW w:w="4680" w:type="dxa"/>
@@ -2246,12 +2148,6 @@
         </w:tc>
       </w:tr>
       <w:tr>
-        <w:tblPrEx>
-          <w:tblCellMar>
-            <w:top w:w="0" w:type="dxa"/>
-            <w:bottom w:w="0" w:type="dxa"/>
-          </w:tblCellMar>
-        </w:tblPrEx>
         <w:tc>
           <w:tcPr>
             <w:tcW w:w="4680" w:type="dxa"/>
@@ -2300,12 +2196,6 @@
         </w:tc>
       </w:tr>
       <w:tr>
-        <w:tblPrEx>
-          <w:tblCellMar>
-            <w:top w:w="0" w:type="dxa"/>
-            <w:bottom w:w="0" w:type="dxa"/>
-          </w:tblCellMar>
-        </w:tblPrEx>
         <w:tc>
           <w:tcPr>
             <w:tcW w:w="4680" w:type="dxa"/>
@@ -2354,12 +2244,6 @@
         </w:tc>
       </w:tr>
       <w:tr>
-        <w:tblPrEx>
-          <w:tblCellMar>
-            <w:top w:w="0" w:type="dxa"/>
-            <w:bottom w:w="0" w:type="dxa"/>
-          </w:tblCellMar>
-        </w:tblPrEx>
         <w:tc>
           <w:tcPr>
             <w:tcW w:w="4680" w:type="dxa"/>
@@ -2409,12 +2293,6 @@
         </w:tc>
       </w:tr>
       <w:tr>
-        <w:tblPrEx>
-          <w:tblCellMar>
-            <w:top w:w="0" w:type="dxa"/>
-            <w:bottom w:w="0" w:type="dxa"/>
-          </w:tblCellMar>
-        </w:tblPrEx>
         <w:tc>
           <w:tcPr>
             <w:tcW w:w="4680" w:type="dxa"/>
@@ -2463,12 +2341,6 @@
         </w:tc>
       </w:tr>
       <w:tr>
-        <w:tblPrEx>
-          <w:tblCellMar>
-            <w:top w:w="0" w:type="dxa"/>
-            <w:bottom w:w="0" w:type="dxa"/>
-          </w:tblCellMar>
-        </w:tblPrEx>
         <w:tc>
           <w:tcPr>
             <w:tcW w:w="4680" w:type="dxa"/>
@@ -2517,12 +2389,6 @@
         </w:tc>
       </w:tr>
       <w:tr>
-        <w:tblPrEx>
-          <w:tblCellMar>
-            <w:top w:w="0" w:type="dxa"/>
-            <w:bottom w:w="0" w:type="dxa"/>
-          </w:tblCellMar>
-        </w:tblPrEx>
         <w:tc>
           <w:tcPr>
             <w:tcW w:w="4680" w:type="dxa"/>
@@ -2663,12 +2529,6 @@
         <w:gridCol w:w="4680"/>
       </w:tblGrid>
       <w:tr>
-        <w:tblPrEx>
-          <w:tblCellMar>
-            <w:top w:w="0" w:type="dxa"/>
-            <w:bottom w:w="0" w:type="dxa"/>
-          </w:tblCellMar>
-        </w:tblPrEx>
         <w:trPr>
           <w:tblHeader/>
         </w:trPr>
@@ -2732,12 +2592,6 @@
         </w:tc>
       </w:tr>
       <w:tr>
-        <w:tblPrEx>
-          <w:tblCellMar>
-            <w:top w:w="0" w:type="dxa"/>
-            <w:bottom w:w="0" w:type="dxa"/>
-          </w:tblCellMar>
-        </w:tblPrEx>
         <w:tc>
           <w:tcPr>
             <w:tcW w:w="4680" w:type="dxa"/>
@@ -2797,12 +2651,6 @@
         </w:tc>
       </w:tr>
       <w:tr>
-        <w:tblPrEx>
-          <w:tblCellMar>
-            <w:top w:w="0" w:type="dxa"/>
-            <w:bottom w:w="0" w:type="dxa"/>
-          </w:tblCellMar>
-        </w:tblPrEx>
         <w:tc>
           <w:tcPr>
             <w:tcW w:w="4680" w:type="dxa"/>
@@ -2855,12 +2703,6 @@
         </w:tc>
       </w:tr>
       <w:tr>
-        <w:tblPrEx>
-          <w:tblCellMar>
-            <w:top w:w="0" w:type="dxa"/>
-            <w:bottom w:w="0" w:type="dxa"/>
-          </w:tblCellMar>
-        </w:tblPrEx>
         <w:tc>
           <w:tcPr>
             <w:tcW w:w="4680" w:type="dxa"/>
@@ -2913,12 +2755,6 @@
         </w:tc>
       </w:tr>
       <w:tr>
-        <w:tblPrEx>
-          <w:tblCellMar>
-            <w:top w:w="0" w:type="dxa"/>
-            <w:bottom w:w="0" w:type="dxa"/>
-          </w:tblCellMar>
-        </w:tblPrEx>
         <w:tc>
           <w:tcPr>
             <w:tcW w:w="4680" w:type="dxa"/>
@@ -2971,12 +2807,6 @@
         </w:tc>
       </w:tr>
       <w:tr>
-        <w:tblPrEx>
-          <w:tblCellMar>
-            <w:top w:w="0" w:type="dxa"/>
-            <w:bottom w:w="0" w:type="dxa"/>
-          </w:tblCellMar>
-        </w:tblPrEx>
         <w:tc>
           <w:tcPr>
             <w:tcW w:w="4680" w:type="dxa"/>
@@ -3029,12 +2859,6 @@
         </w:tc>
       </w:tr>
       <w:tr>
-        <w:tblPrEx>
-          <w:tblCellMar>
-            <w:top w:w="0" w:type="dxa"/>
-            <w:bottom w:w="0" w:type="dxa"/>
-          </w:tblCellMar>
-        </w:tblPrEx>
         <w:tc>
           <w:tcPr>
             <w:tcW w:w="4680" w:type="dxa"/>
@@ -3122,12 +2946,6 @@
         <w:gridCol w:w="4680"/>
       </w:tblGrid>
       <w:tr>
-        <w:tblPrEx>
-          <w:tblCellMar>
-            <w:top w:w="0" w:type="dxa"/>
-            <w:bottom w:w="0" w:type="dxa"/>
-          </w:tblCellMar>
-        </w:tblPrEx>
         <w:trPr>
           <w:tblHeader/>
         </w:trPr>
@@ -3191,12 +3009,6 @@
         </w:tc>
       </w:tr>
       <w:tr>
-        <w:tblPrEx>
-          <w:tblCellMar>
-            <w:top w:w="0" w:type="dxa"/>
-            <w:bottom w:w="0" w:type="dxa"/>
-          </w:tblCellMar>
-        </w:tblPrEx>
         <w:tc>
           <w:tcPr>
             <w:tcW w:w="4680" w:type="dxa"/>
@@ -3259,12 +3071,6 @@
         </w:tc>
       </w:tr>
       <w:tr>
-        <w:tblPrEx>
-          <w:tblCellMar>
-            <w:top w:w="0" w:type="dxa"/>
-            <w:bottom w:w="0" w:type="dxa"/>
-          </w:tblCellMar>
-        </w:tblPrEx>
         <w:tc>
           <w:tcPr>
             <w:tcW w:w="4680" w:type="dxa"/>
@@ -3317,12 +3123,6 @@
         </w:tc>
       </w:tr>
       <w:tr>
-        <w:tblPrEx>
-          <w:tblCellMar>
-            <w:top w:w="0" w:type="dxa"/>
-            <w:bottom w:w="0" w:type="dxa"/>
-          </w:tblCellMar>
-        </w:tblPrEx>
         <w:tc>
           <w:tcPr>
             <w:tcW w:w="4680" w:type="dxa"/>
@@ -3375,12 +3175,6 @@
         </w:tc>
       </w:tr>
       <w:tr>
-        <w:tblPrEx>
-          <w:tblCellMar>
-            <w:top w:w="0" w:type="dxa"/>
-            <w:bottom w:w="0" w:type="dxa"/>
-          </w:tblCellMar>
-        </w:tblPrEx>
         <w:tc>
           <w:tcPr>
             <w:tcW w:w="4680" w:type="dxa"/>
@@ -3469,12 +3263,6 @@
         <w:gridCol w:w="4680"/>
       </w:tblGrid>
       <w:tr>
-        <w:tblPrEx>
-          <w:tblCellMar>
-            <w:top w:w="0" w:type="dxa"/>
-            <w:bottom w:w="0" w:type="dxa"/>
-          </w:tblCellMar>
-        </w:tblPrEx>
         <w:trPr>
           <w:tblHeader/>
         </w:trPr>
@@ -3538,12 +3326,6 @@
         </w:tc>
       </w:tr>
       <w:tr>
-        <w:tblPrEx>
-          <w:tblCellMar>
-            <w:top w:w="0" w:type="dxa"/>
-            <w:bottom w:w="0" w:type="dxa"/>
-          </w:tblCellMar>
-        </w:tblPrEx>
         <w:tc>
           <w:tcPr>
             <w:tcW w:w="4680" w:type="dxa"/>
@@ -3606,12 +3388,6 @@
         </w:tc>
       </w:tr>
       <w:tr>
-        <w:tblPrEx>
-          <w:tblCellMar>
-            <w:top w:w="0" w:type="dxa"/>
-            <w:bottom w:w="0" w:type="dxa"/>
-          </w:tblCellMar>
-        </w:tblPrEx>
         <w:tc>
           <w:tcPr>
             <w:tcW w:w="4680" w:type="dxa"/>
@@ -3664,12 +3440,6 @@
         </w:tc>
       </w:tr>
       <w:tr>
-        <w:tblPrEx>
-          <w:tblCellMar>
-            <w:top w:w="0" w:type="dxa"/>
-            <w:bottom w:w="0" w:type="dxa"/>
-          </w:tblCellMar>
-        </w:tblPrEx>
         <w:tc>
           <w:tcPr>
             <w:tcW w:w="4680" w:type="dxa"/>
@@ -3732,12 +3502,6 @@
         </w:tc>
       </w:tr>
       <w:tr>
-        <w:tblPrEx>
-          <w:tblCellMar>
-            <w:top w:w="0" w:type="dxa"/>
-            <w:bottom w:w="0" w:type="dxa"/>
-          </w:tblCellMar>
-        </w:tblPrEx>
         <w:tc>
           <w:tcPr>
             <w:tcW w:w="4680" w:type="dxa"/>
@@ -3800,12 +3564,6 @@
         </w:tc>
       </w:tr>
       <w:tr>
-        <w:tblPrEx>
-          <w:tblCellMar>
-            <w:top w:w="0" w:type="dxa"/>
-            <w:bottom w:w="0" w:type="dxa"/>
-          </w:tblCellMar>
-        </w:tblPrEx>
         <w:tc>
           <w:tcPr>
             <w:tcW w:w="4680" w:type="dxa"/>
@@ -3858,12 +3616,6 @@
         </w:tc>
       </w:tr>
       <w:tr>
-        <w:tblPrEx>
-          <w:tblCellMar>
-            <w:top w:w="0" w:type="dxa"/>
-            <w:bottom w:w="0" w:type="dxa"/>
-          </w:tblCellMar>
-        </w:tblPrEx>
         <w:tc>
           <w:tcPr>
             <w:tcW w:w="4680" w:type="dxa"/>
@@ -3958,12 +3710,6 @@
         <w:gridCol w:w="4680"/>
       </w:tblGrid>
       <w:tr>
-        <w:tblPrEx>
-          <w:tblCellMar>
-            <w:top w:w="0" w:type="dxa"/>
-            <w:bottom w:w="0" w:type="dxa"/>
-          </w:tblCellMar>
-        </w:tblPrEx>
         <w:trPr>
           <w:tblHeader/>
         </w:trPr>
@@ -4027,12 +3773,6 @@
         </w:tc>
       </w:tr>
       <w:tr>
-        <w:tblPrEx>
-          <w:tblCellMar>
-            <w:top w:w="0" w:type="dxa"/>
-            <w:bottom w:w="0" w:type="dxa"/>
-          </w:tblCellMar>
-        </w:tblPrEx>
         <w:tc>
           <w:tcPr>
             <w:tcW w:w="4680" w:type="dxa"/>
@@ -4095,12 +3835,6 @@
         </w:tc>
       </w:tr>
       <w:tr>
-        <w:tblPrEx>
-          <w:tblCellMar>
-            <w:top w:w="0" w:type="dxa"/>
-            <w:bottom w:w="0" w:type="dxa"/>
-          </w:tblCellMar>
-        </w:tblPrEx>
         <w:tc>
           <w:tcPr>
             <w:tcW w:w="4680" w:type="dxa"/>
@@ -4153,12 +3887,6 @@
         </w:tc>
       </w:tr>
       <w:tr>
-        <w:tblPrEx>
-          <w:tblCellMar>
-            <w:top w:w="0" w:type="dxa"/>
-            <w:bottom w:w="0" w:type="dxa"/>
-          </w:tblCellMar>
-        </w:tblPrEx>
         <w:tc>
           <w:tcPr>
             <w:tcW w:w="4680" w:type="dxa"/>
@@ -4211,12 +3939,6 @@
         </w:tc>
       </w:tr>
       <w:tr>
-        <w:tblPrEx>
-          <w:tblCellMar>
-            <w:top w:w="0" w:type="dxa"/>
-            <w:bottom w:w="0" w:type="dxa"/>
-          </w:tblCellMar>
-        </w:tblPrEx>
         <w:tc>
           <w:tcPr>
             <w:tcW w:w="4680" w:type="dxa"/>
@@ -4269,12 +3991,6 @@
         </w:tc>
       </w:tr>
       <w:tr>
-        <w:tblPrEx>
-          <w:tblCellMar>
-            <w:top w:w="0" w:type="dxa"/>
-            <w:bottom w:w="0" w:type="dxa"/>
-          </w:tblCellMar>
-        </w:tblPrEx>
         <w:tc>
           <w:tcPr>
             <w:tcW w:w="4680" w:type="dxa"/>
@@ -4464,12 +4180,6 @@
         <w:gridCol w:w="4680"/>
       </w:tblGrid>
       <w:tr>
-        <w:tblPrEx>
-          <w:tblCellMar>
-            <w:top w:w="0" w:type="dxa"/>
-            <w:bottom w:w="0" w:type="dxa"/>
-          </w:tblCellMar>
-        </w:tblPrEx>
         <w:trPr>
           <w:tblHeader/>
         </w:trPr>
@@ -4533,12 +4243,6 @@
         </w:tc>
       </w:tr>
       <w:tr>
-        <w:tblPrEx>
-          <w:tblCellMar>
-            <w:top w:w="0" w:type="dxa"/>
-            <w:bottom w:w="0" w:type="dxa"/>
-          </w:tblCellMar>
-        </w:tblPrEx>
         <w:tc>
           <w:tcPr>
             <w:tcW w:w="4680" w:type="dxa"/>
@@ -4601,12 +4305,6 @@
         </w:tc>
       </w:tr>
       <w:tr>
-        <w:tblPrEx>
-          <w:tblCellMar>
-            <w:top w:w="0" w:type="dxa"/>
-            <w:bottom w:w="0" w:type="dxa"/>
-          </w:tblCellMar>
-        </w:tblPrEx>
         <w:tc>
           <w:tcPr>
             <w:tcW w:w="4680" w:type="dxa"/>
@@ -4660,12 +4358,6 @@
         </w:tc>
       </w:tr>
       <w:tr>
-        <w:tblPrEx>
-          <w:tblCellMar>
-            <w:top w:w="0" w:type="dxa"/>
-            <w:bottom w:w="0" w:type="dxa"/>
-          </w:tblCellMar>
-        </w:tblPrEx>
         <w:tc>
           <w:tcPr>
             <w:tcW w:w="4680" w:type="dxa"/>
@@ -4718,12 +4410,6 @@
         </w:tc>
       </w:tr>
       <w:tr>
-        <w:tblPrEx>
-          <w:tblCellMar>
-            <w:top w:w="0" w:type="dxa"/>
-            <w:bottom w:w="0" w:type="dxa"/>
-          </w:tblCellMar>
-        </w:tblPrEx>
         <w:tc>
           <w:tcPr>
             <w:tcW w:w="4680" w:type="dxa"/>
@@ -5033,12 +4719,6 @@
         <w:gridCol w:w="4680"/>
       </w:tblGrid>
       <w:tr>
-        <w:tblPrEx>
-          <w:tblCellMar>
-            <w:top w:w="0" w:type="dxa"/>
-            <w:bottom w:w="0" w:type="dxa"/>
-          </w:tblCellMar>
-        </w:tblPrEx>
         <w:trPr>
           <w:tblHeader/>
         </w:trPr>
@@ -5102,12 +4782,6 @@
         </w:tc>
       </w:tr>
       <w:tr>
-        <w:tblPrEx>
-          <w:tblCellMar>
-            <w:top w:w="0" w:type="dxa"/>
-            <w:bottom w:w="0" w:type="dxa"/>
-          </w:tblCellMar>
-        </w:tblPrEx>
         <w:tc>
           <w:tcPr>
             <w:tcW w:w="4680" w:type="dxa"/>
@@ -5160,12 +4834,6 @@
         </w:tc>
       </w:tr>
       <w:tr>
-        <w:tblPrEx>
-          <w:tblCellMar>
-            <w:top w:w="0" w:type="dxa"/>
-            <w:bottom w:w="0" w:type="dxa"/>
-          </w:tblCellMar>
-        </w:tblPrEx>
         <w:tc>
           <w:tcPr>
             <w:tcW w:w="4680" w:type="dxa"/>
@@ -5218,12 +4886,6 @@
         </w:tc>
       </w:tr>
       <w:tr>
-        <w:tblPrEx>
-          <w:tblCellMar>
-            <w:top w:w="0" w:type="dxa"/>
-            <w:bottom w:w="0" w:type="dxa"/>
-          </w:tblCellMar>
-        </w:tblPrEx>
         <w:tc>
           <w:tcPr>
             <w:tcW w:w="4680" w:type="dxa"/>
@@ -5276,12 +4938,6 @@
         </w:tc>
       </w:tr>
       <w:tr>
-        <w:tblPrEx>
-          <w:tblCellMar>
-            <w:top w:w="0" w:type="dxa"/>
-            <w:bottom w:w="0" w:type="dxa"/>
-          </w:tblCellMar>
-        </w:tblPrEx>
         <w:tc>
           <w:tcPr>
             <w:tcW w:w="4680" w:type="dxa"/>
@@ -5862,12 +5518,6 @@
         <w:gridCol w:w="4166"/>
       </w:tblGrid>
       <w:tr>
-        <w:tblPrEx>
-          <w:tblCellMar>
-            <w:top w:w="0" w:type="dxa"/>
-            <w:bottom w:w="0" w:type="dxa"/>
-          </w:tblCellMar>
-        </w:tblPrEx>
         <w:trPr>
           <w:tblHeader/>
         </w:trPr>
@@ -5960,12 +5610,6 @@
         </w:tc>
       </w:tr>
       <w:tr>
-        <w:tblPrEx>
-          <w:tblCellMar>
-            <w:top w:w="0" w:type="dxa"/>
-            <w:bottom w:w="0" w:type="dxa"/>
-          </w:tblCellMar>
-        </w:tblPrEx>
         <w:tc>
           <w:tcPr>
             <w:tcW w:w="3120" w:type="dxa"/>
@@ -6041,12 +5685,6 @@
         </w:tc>
       </w:tr>
       <w:tr>
-        <w:tblPrEx>
-          <w:tblCellMar>
-            <w:top w:w="0" w:type="dxa"/>
-            <w:bottom w:w="0" w:type="dxa"/>
-          </w:tblCellMar>
-        </w:tblPrEx>
         <w:tc>
           <w:tcPr>
             <w:tcW w:w="3120" w:type="dxa"/>
@@ -6122,12 +5760,6 @@
         </w:tc>
       </w:tr>
       <w:tr>
-        <w:tblPrEx>
-          <w:tblCellMar>
-            <w:top w:w="0" w:type="dxa"/>
-            <w:bottom w:w="0" w:type="dxa"/>
-          </w:tblCellMar>
-        </w:tblPrEx>
         <w:tc>
           <w:tcPr>
             <w:tcW w:w="3120" w:type="dxa"/>
@@ -6203,12 +5835,6 @@
         </w:tc>
       </w:tr>
       <w:tr>
-        <w:tblPrEx>
-          <w:tblCellMar>
-            <w:top w:w="0" w:type="dxa"/>
-            <w:bottom w:w="0" w:type="dxa"/>
-          </w:tblCellMar>
-        </w:tblPrEx>
         <w:tc>
           <w:tcPr>
             <w:tcW w:w="3120" w:type="dxa"/>
@@ -6356,12 +5982,6 @@
         <w:gridCol w:w="3120"/>
       </w:tblGrid>
       <w:tr>
-        <w:tblPrEx>
-          <w:tblCellMar>
-            <w:top w:w="0" w:type="dxa"/>
-            <w:bottom w:w="0" w:type="dxa"/>
-          </w:tblCellMar>
-        </w:tblPrEx>
         <w:trPr>
           <w:tblHeader/>
         </w:trPr>
@@ -6454,12 +6074,6 @@
         </w:tc>
       </w:tr>
       <w:tr>
-        <w:tblPrEx>
-          <w:tblCellMar>
-            <w:top w:w="0" w:type="dxa"/>
-            <w:bottom w:w="0" w:type="dxa"/>
-          </w:tblCellMar>
-        </w:tblPrEx>
         <w:tc>
           <w:tcPr>
             <w:tcW w:w="3120" w:type="dxa"/>
@@ -6539,12 +6153,6 @@
         </w:tc>
       </w:tr>
       <w:tr>
-        <w:tblPrEx>
-          <w:tblCellMar>
-            <w:top w:w="0" w:type="dxa"/>
-            <w:bottom w:w="0" w:type="dxa"/>
-          </w:tblCellMar>
-        </w:tblPrEx>
         <w:tc>
           <w:tcPr>
             <w:tcW w:w="3120" w:type="dxa"/>
@@ -6624,12 +6232,6 @@
         </w:tc>
       </w:tr>
       <w:tr>
-        <w:tblPrEx>
-          <w:tblCellMar>
-            <w:top w:w="0" w:type="dxa"/>
-            <w:bottom w:w="0" w:type="dxa"/>
-          </w:tblCellMar>
-        </w:tblPrEx>
         <w:tc>
           <w:tcPr>
             <w:tcW w:w="3120" w:type="dxa"/>
@@ -6709,12 +6311,6 @@
         </w:tc>
       </w:tr>
       <w:tr>
-        <w:tblPrEx>
-          <w:tblCellMar>
-            <w:top w:w="0" w:type="dxa"/>
-            <w:bottom w:w="0" w:type="dxa"/>
-          </w:tblCellMar>
-        </w:tblPrEx>
         <w:tc>
           <w:tcPr>
             <w:tcW w:w="3120" w:type="dxa"/>
@@ -6800,12 +6396,6 @@
         </w:tc>
       </w:tr>
       <w:tr>
-        <w:tblPrEx>
-          <w:tblCellMar>
-            <w:top w:w="0" w:type="dxa"/>
-            <w:bottom w:w="0" w:type="dxa"/>
-          </w:tblCellMar>
-        </w:tblPrEx>
         <w:tc>
           <w:tcPr>
             <w:tcW w:w="3120" w:type="dxa"/>
@@ -7459,12 +7049,6 @@
         <w:gridCol w:w="3120"/>
       </w:tblGrid>
       <w:tr>
-        <w:tblPrEx>
-          <w:tblCellMar>
-            <w:top w:w="0" w:type="dxa"/>
-            <w:bottom w:w="0" w:type="dxa"/>
-          </w:tblCellMar>
-        </w:tblPrEx>
         <w:trPr>
           <w:tblHeader/>
         </w:trPr>
@@ -7557,12 +7141,6 @@
         </w:tc>
       </w:tr>
       <w:tr>
-        <w:tblPrEx>
-          <w:tblCellMar>
-            <w:top w:w="0" w:type="dxa"/>
-            <w:bottom w:w="0" w:type="dxa"/>
-          </w:tblCellMar>
-        </w:tblPrEx>
         <w:tc>
           <w:tcPr>
             <w:tcW w:w="3120" w:type="dxa"/>
@@ -7658,12 +7236,6 @@
         </w:tc>
       </w:tr>
       <w:tr>
-        <w:tblPrEx>
-          <w:tblCellMar>
-            <w:top w:w="0" w:type="dxa"/>
-            <w:bottom w:w="0" w:type="dxa"/>
-          </w:tblCellMar>
-        </w:tblPrEx>
         <w:tc>
           <w:tcPr>
             <w:tcW w:w="3120" w:type="dxa"/>
@@ -7739,12 +7311,6 @@
         </w:tc>
       </w:tr>
       <w:tr>
-        <w:tblPrEx>
-          <w:tblCellMar>
-            <w:top w:w="0" w:type="dxa"/>
-            <w:bottom w:w="0" w:type="dxa"/>
-          </w:tblCellMar>
-        </w:tblPrEx>
         <w:tc>
           <w:tcPr>
             <w:tcW w:w="3120" w:type="dxa"/>
@@ -7827,12 +7393,6 @@
         </w:tc>
       </w:tr>
       <w:tr>
-        <w:tblPrEx>
-          <w:tblCellMar>
-            <w:top w:w="0" w:type="dxa"/>
-            <w:bottom w:w="0" w:type="dxa"/>
-          </w:tblCellMar>
-        </w:tblPrEx>
         <w:tc>
           <w:tcPr>
             <w:tcW w:w="3120" w:type="dxa"/>
@@ -7908,12 +7468,6 @@
         </w:tc>
       </w:tr>
       <w:tr>
-        <w:tblPrEx>
-          <w:tblCellMar>
-            <w:top w:w="0" w:type="dxa"/>
-            <w:bottom w:w="0" w:type="dxa"/>
-          </w:tblCellMar>
-        </w:tblPrEx>
         <w:tc>
           <w:tcPr>
             <w:tcW w:w="3120" w:type="dxa"/>
@@ -8000,12 +7554,6 @@
         </w:tc>
       </w:tr>
       <w:tr>
-        <w:tblPrEx>
-          <w:tblCellMar>
-            <w:top w:w="0" w:type="dxa"/>
-            <w:bottom w:w="0" w:type="dxa"/>
-          </w:tblCellMar>
-        </w:tblPrEx>
         <w:tc>
           <w:tcPr>
             <w:tcW w:w="3120" w:type="dxa"/>
@@ -8081,12 +7629,6 @@
         </w:tc>
       </w:tr>
       <w:tr>
-        <w:tblPrEx>
-          <w:tblCellMar>
-            <w:top w:w="0" w:type="dxa"/>
-            <w:bottom w:w="0" w:type="dxa"/>
-          </w:tblCellMar>
-        </w:tblPrEx>
         <w:tc>
           <w:tcPr>
             <w:tcW w:w="3120" w:type="dxa"/>
@@ -8205,12 +7747,6 @@
         <w:gridCol w:w="4680"/>
       </w:tblGrid>
       <w:tr>
-        <w:tblPrEx>
-          <w:tblCellMar>
-            <w:top w:w="0" w:type="dxa"/>
-            <w:bottom w:w="0" w:type="dxa"/>
-          </w:tblCellMar>
-        </w:tblPrEx>
         <w:trPr>
           <w:tblHeader/>
         </w:trPr>
@@ -8274,12 +7810,6 @@
         </w:tc>
       </w:tr>
       <w:tr>
-        <w:tblPrEx>
-          <w:tblCellMar>
-            <w:top w:w="0" w:type="dxa"/>
-            <w:bottom w:w="0" w:type="dxa"/>
-          </w:tblCellMar>
-        </w:tblPrEx>
         <w:tc>
           <w:tcPr>
             <w:tcW w:w="4680" w:type="dxa"/>
@@ -8332,12 +7862,6 @@
         </w:tc>
       </w:tr>
       <w:tr>
-        <w:tblPrEx>
-          <w:tblCellMar>
-            <w:top w:w="0" w:type="dxa"/>
-            <w:bottom w:w="0" w:type="dxa"/>
-          </w:tblCellMar>
-        </w:tblPrEx>
         <w:tc>
           <w:tcPr>
             <w:tcW w:w="4680" w:type="dxa"/>
@@ -8390,12 +7914,6 @@
         </w:tc>
       </w:tr>
       <w:tr>
-        <w:tblPrEx>
-          <w:tblCellMar>
-            <w:top w:w="0" w:type="dxa"/>
-            <w:bottom w:w="0" w:type="dxa"/>
-          </w:tblCellMar>
-        </w:tblPrEx>
         <w:tc>
           <w:tcPr>
             <w:tcW w:w="4680" w:type="dxa"/>
@@ -8448,12 +7966,6 @@
         </w:tc>
       </w:tr>
       <w:tr>
-        <w:tblPrEx>
-          <w:tblCellMar>
-            <w:top w:w="0" w:type="dxa"/>
-            <w:bottom w:w="0" w:type="dxa"/>
-          </w:tblCellMar>
-        </w:tblPrEx>
         <w:tc>
           <w:tcPr>
             <w:tcW w:w="4680" w:type="dxa"/>
@@ -8506,12 +8018,6 @@
         </w:tc>
       </w:tr>
       <w:tr>
-        <w:tblPrEx>
-          <w:tblCellMar>
-            <w:top w:w="0" w:type="dxa"/>
-            <w:bottom w:w="0" w:type="dxa"/>
-          </w:tblCellMar>
-        </w:tblPrEx>
         <w:tc>
           <w:tcPr>
             <w:tcW w:w="4680" w:type="dxa"/>
@@ -8564,12 +8070,6 @@
         </w:tc>
       </w:tr>
       <w:tr>
-        <w:tblPrEx>
-          <w:tblCellMar>
-            <w:top w:w="0" w:type="dxa"/>
-            <w:bottom w:w="0" w:type="dxa"/>
-          </w:tblCellMar>
-        </w:tblPrEx>
         <w:tc>
           <w:tcPr>
             <w:tcW w:w="4680" w:type="dxa"/>
@@ -8622,12 +8122,6 @@
         </w:tc>
       </w:tr>
       <w:tr>
-        <w:tblPrEx>
-          <w:tblCellMar>
-            <w:top w:w="0" w:type="dxa"/>
-            <w:bottom w:w="0" w:type="dxa"/>
-          </w:tblCellMar>
-        </w:tblPrEx>
         <w:tc>
           <w:tcPr>
             <w:tcW w:w="4680" w:type="dxa"/>
@@ -8680,12 +8174,6 @@
         </w:tc>
       </w:tr>
       <w:tr>
-        <w:tblPrEx>
-          <w:tblCellMar>
-            <w:top w:w="0" w:type="dxa"/>
-            <w:bottom w:w="0" w:type="dxa"/>
-          </w:tblCellMar>
-        </w:tblPrEx>
         <w:tc>
           <w:tcPr>
             <w:tcW w:w="4680" w:type="dxa"/>
@@ -8738,12 +8226,6 @@
         </w:tc>
       </w:tr>
       <w:tr>
-        <w:tblPrEx>
-          <w:tblCellMar>
-            <w:top w:w="0" w:type="dxa"/>
-            <w:bottom w:w="0" w:type="dxa"/>
-          </w:tblCellMar>
-        </w:tblPrEx>
         <w:tc>
           <w:tcPr>
             <w:tcW w:w="4680" w:type="dxa"/>
@@ -8796,12 +8278,6 @@
         </w:tc>
       </w:tr>
       <w:tr>
-        <w:tblPrEx>
-          <w:tblCellMar>
-            <w:top w:w="0" w:type="dxa"/>
-            <w:bottom w:w="0" w:type="dxa"/>
-          </w:tblCellMar>
-        </w:tblPrEx>
         <w:tc>
           <w:tcPr>
             <w:tcW w:w="4680" w:type="dxa"/>
@@ -8854,12 +8330,6 @@
         </w:tc>
       </w:tr>
       <w:tr>
-        <w:tblPrEx>
-          <w:tblCellMar>
-            <w:top w:w="0" w:type="dxa"/>
-            <w:bottom w:w="0" w:type="dxa"/>
-          </w:tblCellMar>
-        </w:tblPrEx>
         <w:tc>
           <w:tcPr>
             <w:tcW w:w="4680" w:type="dxa"/>
@@ -8912,12 +8382,6 @@
         </w:tc>
       </w:tr>
       <w:tr>
-        <w:tblPrEx>
-          <w:tblCellMar>
-            <w:top w:w="0" w:type="dxa"/>
-            <w:bottom w:w="0" w:type="dxa"/>
-          </w:tblCellMar>
-        </w:tblPrEx>
         <w:tc>
           <w:tcPr>
             <w:tcW w:w="4680" w:type="dxa"/>
@@ -10187,6 +9651,7 @@
   <w:style w:type="character" w:default="1" w:styleId="DefaultParagraphFont">
     <w:name w:val="Default Paragraph Font"/>
     <w:uiPriority w:val="1"/>
+    <w:semiHidden/>
     <w:unhideWhenUsed/>
   </w:style>
   <w:style w:type="table" w:default="1" w:styleId="TableNormal">
